--- a/courseware/LP-Infographics and Data Visualization with PowerPoint.docx
+++ b/courseware/LP-Infographics and Data Visualization with PowerPoint.docx
@@ -123,7 +123,7 @@
           <w:color w:val="111827"/>
           <w:sz w:val="24"/>
         </w:rPr>
-        <w:t>TGS Ref No: TGS-2024048310</w:t>
+        <w:t>TGS Ref No: TGS-2026064178</w:t>
       </w:r>
     </w:p>
     <w:p>
@@ -179,7 +179,7 @@
           <w:color w:val="1F6FEB"/>
           <w:sz w:val="24"/>
         </w:rPr>
-        <w:t>Version 4.0</w:t>
+        <w:t>Version 5.0</w:t>
       </w:r>
     </w:p>
     <w:p>
@@ -399,6 +399,64 @@
           </w:p>
         </w:tc>
       </w:tr>
+      <w:tr>
+        <w:tc>
+          <w:tcPr>
+            <w:tcW w:type="dxa" w:w="2160"/>
+          </w:tcPr>
+          <w:p>
+            <w:r/>
+            <w:r>
+              <w:rPr>
+                <w:sz w:val="19"/>
+              </w:rPr>
+              <w:t>5.0</w:t>
+            </w:r>
+          </w:p>
+        </w:tc>
+        <w:tc>
+          <w:tcPr>
+            <w:tcW w:type="dxa" w:w="2160"/>
+          </w:tcPr>
+          <w:p>
+            <w:r/>
+            <w:r>
+              <w:rPr>
+                <w:sz w:val="19"/>
+              </w:rPr>
+              <w:t>16 August 2026</w:t>
+            </w:r>
+          </w:p>
+        </w:tc>
+        <w:tc>
+          <w:tcPr>
+            <w:tcW w:type="dxa" w:w="2160"/>
+          </w:tcPr>
+          <w:p>
+            <w:r/>
+            <w:r>
+              <w:rPr>
+                <w:sz w:val="19"/>
+              </w:rPr>
+              <w:t>Reframed the course around an AI-first, source-grounded infographic workflow. Added Microsoft 365 Copilot and Gemini Notebook generation routes, PowerPoint conversion and comparison, data-analysis and text-to-image prompts, synthetic source packs, AI-generated learner assets and human verification gates. Migrated the package to current course code TGS-2026064178.</w:t>
+            </w:r>
+          </w:p>
+        </w:tc>
+        <w:tc>
+          <w:tcPr>
+            <w:tcW w:type="dxa" w:w="2160"/>
+          </w:tcPr>
+          <w:p>
+            <w:r/>
+            <w:r>
+              <w:rPr>
+                <w:sz w:val="19"/>
+              </w:rPr>
+              <w:t>Tertiary Infotech Academy Pte Ltd</w:t>
+            </w:r>
+          </w:p>
+        </w:tc>
+      </w:tr>
     </w:tbl>
     <w:p>
       <w:r>
@@ -406,125 +464,192 @@
       </w:r>
     </w:p>
     <w:p>
+      <w:pPr>
+        <w:spacing w:after="120"/>
+      </w:pPr>
       <w:r>
         <w:rPr>
           <w:b/>
+          <w:color w:val="111827"/>
           <w:sz w:val="24"/>
         </w:rPr>
         <w:t>TABLE OF CONTENTS</w:t>
       </w:r>
     </w:p>
-    <w:tbl>
-      <w:tblPr>
-        <w:tblStyle w:val="TableGrid"/>
-        <w:tblW w:type="auto" w:w="0"/>
-        <w:tblLook w:firstColumn="1" w:firstRow="1" w:lastColumn="0" w:lastRow="0" w:noHBand="0" w:noVBand="1" w:val="04A0"/>
-      </w:tblPr>
-      <w:tblGrid>
-        <w:gridCol w:w="4320"/>
-        <w:gridCol w:w="4320"/>
-      </w:tblGrid>
-      <w:tr>
-        <w:tc>
-          <w:tcPr>
-            <w:tcW w:type="dxa" w:w="4320"/>
-          </w:tcPr>
-          <w:p>
-            <w:r>
-              <w:t>Course Information, Learning Outcomes and Assessment</w:t>
-            </w:r>
-          </w:p>
-        </w:tc>
-        <w:tc>
-          <w:tcPr>
-            <w:tcW w:type="dxa" w:w="4320"/>
-          </w:tcPr>
-          <w:p>
-            <w:pPr>
-              <w:jc w:val="right"/>
-            </w:pPr>
-            <w:r>
-              <w:t>4</w:t>
-            </w:r>
-          </w:p>
-        </w:tc>
-      </w:tr>
-      <w:tr>
-        <w:tc>
-          <w:tcPr>
-            <w:tcW w:type="dxa" w:w="4320"/>
-          </w:tcPr>
-          <w:p>
-            <w:r>
-              <w:t>Daily Schedule</w:t>
-            </w:r>
-          </w:p>
-        </w:tc>
-        <w:tc>
-          <w:tcPr>
-            <w:tcW w:type="dxa" w:w="4320"/>
-          </w:tcPr>
-          <w:p>
-            <w:pPr>
-              <w:jc w:val="right"/>
-            </w:pPr>
-            <w:r>
-              <w:t>4</w:t>
-            </w:r>
-          </w:p>
-        </w:tc>
-      </w:tr>
-      <w:tr>
-        <w:tc>
-          <w:tcPr>
-            <w:tcW w:type="dxa" w:w="4320"/>
-          </w:tcPr>
-          <w:p>
-            <w:r>
-              <w:t>Topic-by-Topic Facilitation Notes</w:t>
-            </w:r>
-          </w:p>
-        </w:tc>
-        <w:tc>
-          <w:tcPr>
-            <w:tcW w:type="dxa" w:w="4320"/>
-          </w:tcPr>
-          <w:p>
-            <w:pPr>
-              <w:jc w:val="right"/>
-            </w:pPr>
-            <w:r>
-              <w:t>6</w:t>
-            </w:r>
-          </w:p>
-        </w:tc>
-      </w:tr>
-      <w:tr>
-        <w:tc>
-          <w:tcPr>
-            <w:tcW w:type="dxa" w:w="4320"/>
-          </w:tcPr>
-          <w:p>
-            <w:r>
-              <w:t>Resources and Trainer Preparation</w:t>
-            </w:r>
-          </w:p>
-        </w:tc>
-        <w:tc>
-          <w:tcPr>
-            <w:tcW w:type="dxa" w:w="4320"/>
-          </w:tcPr>
-          <w:p>
-            <w:pPr>
-              <w:jc w:val="right"/>
-            </w:pPr>
-            <w:r>
-              <w:t>9</w:t>
-            </w:r>
-          </w:p>
-        </w:tc>
-      </w:tr>
-    </w:tbl>
+    <w:p>
+      <w:pPr>
+        <w:tabs>
+          <w:tab w:pos="9072" w:val="right" w:leader="dot"/>
+        </w:tabs>
+        <w:spacing w:after="60"/>
+      </w:pPr>
+      <w:r>
+        <w:rPr>
+          <w:rFonts w:ascii="Arial" w:hAnsi="Arial"/>
+          <w:b/>
+          <w:color w:val="333333"/>
+          <w:sz w:val="22"/>
+        </w:rPr>
+        <w:t>Course Information</w:t>
+        <w:tab/>
+        <w:t>4</w:t>
+      </w:r>
+    </w:p>
+    <w:p>
+      <w:pPr>
+        <w:tabs>
+          <w:tab w:pos="9072" w:val="right" w:leader="dot"/>
+        </w:tabs>
+        <w:spacing w:after="60"/>
+      </w:pPr>
+      <w:r>
+        <w:rPr>
+          <w:rFonts w:ascii="Arial" w:hAnsi="Arial"/>
+          <w:b/>
+          <w:color w:val="333333"/>
+          <w:sz w:val="22"/>
+        </w:rPr>
+        <w:t>Learning Outcomes</w:t>
+        <w:tab/>
+        <w:t>4</w:t>
+      </w:r>
+    </w:p>
+    <w:p>
+      <w:pPr>
+        <w:tabs>
+          <w:tab w:pos="9072" w:val="right" w:leader="dot"/>
+        </w:tabs>
+        <w:spacing w:after="60"/>
+      </w:pPr>
+      <w:r>
+        <w:rPr>
+          <w:rFonts w:ascii="Arial" w:hAnsi="Arial"/>
+          <w:b/>
+          <w:color w:val="333333"/>
+          <w:sz w:val="22"/>
+        </w:rPr>
+        <w:t>Assessment</w:t>
+        <w:tab/>
+        <w:t>4</w:t>
+      </w:r>
+    </w:p>
+    <w:p>
+      <w:pPr>
+        <w:tabs>
+          <w:tab w:pos="9072" w:val="right" w:leader="dot"/>
+        </w:tabs>
+        <w:spacing w:after="60"/>
+      </w:pPr>
+      <w:r>
+        <w:rPr>
+          <w:rFonts w:ascii="Arial" w:hAnsi="Arial"/>
+          <w:b/>
+          <w:color w:val="333333"/>
+          <w:sz w:val="22"/>
+        </w:rPr>
+        <w:t>Daily Schedule</w:t>
+        <w:tab/>
+        <w:t>4</w:t>
+      </w:r>
+    </w:p>
+    <w:p>
+      <w:pPr>
+        <w:tabs>
+          <w:tab w:pos="9072" w:val="right" w:leader="dot"/>
+        </w:tabs>
+        <w:spacing w:after="60"/>
+      </w:pPr>
+      <w:r>
+        <w:rPr>
+          <w:rFonts w:ascii="Arial" w:hAnsi="Arial"/>
+          <w:b/>
+          <w:color w:val="333333"/>
+          <w:sz w:val="22"/>
+        </w:rPr>
+        <w:t>Topic-by-Topic Facilitation Notes</w:t>
+        <w:tab/>
+        <w:t>6</w:t>
+      </w:r>
+    </w:p>
+    <w:p>
+      <w:pPr>
+        <w:tabs>
+          <w:tab w:pos="9072" w:val="right" w:leader="dot"/>
+        </w:tabs>
+        <w:spacing w:after="60"/>
+        <w:ind w:left="432"/>
+      </w:pPr>
+      <w:r>
+        <w:rPr>
+          <w:rFonts w:ascii="Arial" w:hAnsi="Arial"/>
+          <w:b w:val="0"/>
+          <w:color w:val="333333"/>
+          <w:sz w:val="21"/>
+        </w:rPr>
+        <w:t>LU1 — Introduction to Infographics · Slide 17</w:t>
+        <w:tab/>
+        <w:t>6</w:t>
+      </w:r>
+    </w:p>
+    <w:p>
+      <w:pPr>
+        <w:tabs>
+          <w:tab w:pos="9072" w:val="right" w:leader="dot"/>
+        </w:tabs>
+        <w:spacing w:after="60"/>
+        <w:ind w:left="432"/>
+      </w:pPr>
+      <w:r>
+        <w:rPr>
+          <w:rFonts w:ascii="Arial" w:hAnsi="Arial"/>
+          <w:b w:val="0"/>
+          <w:color w:val="333333"/>
+          <w:sz w:val="21"/>
+        </w:rPr>
+        <w:t>LU2 — Create Infographics in PowerPoint · Slide 44</w:t>
+        <w:tab/>
+        <w:t>7</w:t>
+      </w:r>
+    </w:p>
+    <w:p>
+      <w:pPr>
+        <w:tabs>
+          <w:tab w:pos="9072" w:val="right" w:leader="dot"/>
+        </w:tabs>
+        <w:spacing w:after="60"/>
+        <w:ind w:left="432"/>
+      </w:pPr>
+      <w:r>
+        <w:rPr>
+          <w:rFonts w:ascii="Arial" w:hAnsi="Arial"/>
+          <w:b w:val="0"/>
+          <w:color w:val="333333"/>
+          <w:sz w:val="21"/>
+        </w:rPr>
+        <w:t>LU3 — Review Infographics · Slide 88</w:t>
+        <w:tab/>
+        <w:t>8</w:t>
+      </w:r>
+    </w:p>
+    <w:p>
+      <w:pPr>
+        <w:tabs>
+          <w:tab w:pos="9072" w:val="right" w:leader="dot"/>
+        </w:tabs>
+        <w:spacing w:after="60"/>
+      </w:pPr>
+      <w:r>
+        <w:rPr>
+          <w:rFonts w:ascii="Arial" w:hAnsi="Arial"/>
+          <w:b/>
+          <w:color w:val="333333"/>
+          <w:sz w:val="22"/>
+        </w:rPr>
+        <w:t>Resources and Trainer Preparation</w:t>
+        <w:tab/>
+        <w:t>9</w:t>
+      </w:r>
+    </w:p>
     <w:p>
       <w:r>
         <w:br w:type="page"/>
@@ -595,7 +720,7 @@
           </w:tcPr>
           <w:p>
             <w:r>
-              <w:t>TGS-2024048310</w:t>
+              <w:t>TGS-2026064178</w:t>
             </w:r>
           </w:p>
         </w:tc>
@@ -673,7 +798,7 @@
           </w:tcPr>
           <w:p>
             <w:r>
-              <w:t>1 day · 9:00am–6:00pm · 8 counted hours including 1 assessment hour</w:t>
+              <w:t>1 day · 9:30am–6:30pm · 8 counted hours including 1 assessment hour</w:t>
             </w:r>
           </w:p>
         </w:tc>
@@ -725,7 +850,7 @@
           </w:tcPr>
           <w:p>
             <w:r>
-              <w:t>Visual teaching, demonstration, guided practice, data interpretation, peer coaching, AI-assisted design and reflection</w:t>
+              <w:t>Visual teaching, demonstration, AI-assisted source analysis, guided practice, data verification, comparative tool evaluation, peer coaching and reflection</w:t>
             </w:r>
           </w:p>
         </w:tc>
@@ -751,7 +876,7 @@
           </w:tcPr>
           <w:p>
             <w:r>
-              <w:t>PowerPoint, Excel, internet access, projector, approved Microsoft 365/Copilot access where available</w:t>
+              <w:t>PowerPoint, Excel, internet access, projector, approved AI assistant, Microsoft 365 Copilot and Gemini Notebook access where available</w:t>
             </w:r>
           </w:p>
         </w:tc>
@@ -818,7 +943,7 @@
         <w:pStyle w:val="ListBullet"/>
       </w:pPr>
       <w:r>
-        <w:t>Assessment block: 5:00pm–6:00pm.</w:t>
+        <w:t>Assessment block: 5:30pm–6:30pm.</w:t>
       </w:r>
     </w:p>
     <w:p>
@@ -944,7 +1069,7 @@
           </w:tcPr>
           <w:p>
             <w:r>
-              <w:t>9:00–9:20</w:t>
+              <w:t>9:30–9:50</w:t>
             </w:r>
           </w:p>
         </w:tc>
@@ -1001,7 +1126,7 @@
           </w:tcPr>
           <w:p>
             <w:r>
-              <w:t>9:20–10:15</w:t>
+              <w:t>9:50–10:45</w:t>
             </w:r>
           </w:p>
         </w:tc>
@@ -1023,7 +1148,7 @@
           </w:tcPr>
           <w:p>
             <w:r>
-              <w:t>LU1 foundations and Activity 1 — Decode a Customer Survey Infographic</w:t>
+              <w:t>LU1 foundations and Activity 1 — Use AI to Clean Data and Extract Insights</w:t>
             </w:r>
           </w:p>
         </w:tc>
@@ -1045,7 +1170,7 @@
           </w:tcPr>
           <w:p>
             <w:r>
-              <w:t>Slides 16–28</w:t>
+              <w:t>Slides 17–31</w:t>
             </w:r>
           </w:p>
         </w:tc>
@@ -1058,7 +1183,7 @@
           </w:tcPr>
           <w:p>
             <w:r>
-              <w:t>10:15–10:25</w:t>
+              <w:t>10:45–10:55</w:t>
             </w:r>
           </w:p>
         </w:tc>
@@ -1114,7 +1239,7 @@
           </w:tcPr>
           <w:p>
             <w:r>
-              <w:t>10:25–11:20</w:t>
+              <w:t>10:55–11:50</w:t>
             </w:r>
           </w:p>
         </w:tc>
@@ -1134,7 +1259,7 @@
           </w:tcPr>
           <w:p>
             <w:r>
-              <w:t>Activity 2 — Plan the Infographic Brief and Wireframe; planning and wireframe review</w:t>
+              <w:t>Activity 2 — Prompt an Evidence-Led Infographic Brief; planning and wireframe review</w:t>
             </w:r>
           </w:p>
         </w:tc>
@@ -1154,7 +1279,7 @@
           </w:tcPr>
           <w:p>
             <w:r>
-              <w:t>Slide 36</w:t>
+              <w:t>Slide 39</w:t>
             </w:r>
           </w:p>
         </w:tc>
@@ -1167,7 +1292,7 @@
           </w:tcPr>
           <w:p>
             <w:r>
-              <w:t>11:20–12:30</w:t>
+              <w:t>11:50–1:00</w:t>
             </w:r>
           </w:p>
         </w:tc>
@@ -1211,7 +1336,7 @@
           </w:tcPr>
           <w:p>
             <w:r>
-              <w:t>Slides 41–53</w:t>
+              <w:t>Slides 44–59</w:t>
             </w:r>
           </w:p>
         </w:tc>
@@ -1224,7 +1349,7 @@
           </w:tcPr>
           <w:p>
             <w:r>
-              <w:t>12:30–1:30</w:t>
+              <w:t>1:00–2:00</w:t>
             </w:r>
           </w:p>
         </w:tc>
@@ -1280,7 +1405,7 @@
           </w:tcPr>
           <w:p>
             <w:r>
-              <w:t>1:30–2:20</w:t>
+              <w:t>2:00–2:50</w:t>
             </w:r>
           </w:p>
         </w:tc>
@@ -1300,7 +1425,7 @@
           </w:tcPr>
           <w:p>
             <w:r>
-              <w:t>Activity 4 — Create a Shape, Icon and SmartArt System; complete Activity 3 outputs</w:t>
+              <w:t>Activity 4 — Generate Visual Assets and Refine Them in PowerPoint; complete Activity 3 outputs</w:t>
             </w:r>
           </w:p>
         </w:tc>
@@ -1320,7 +1445,7 @@
           </w:tcPr>
           <w:p>
             <w:r>
-              <w:t>Slides 53–61</w:t>
+              <w:t>Slides 59–67</w:t>
             </w:r>
           </w:p>
         </w:tc>
@@ -1333,7 +1458,7 @@
           </w:tcPr>
           <w:p>
             <w:r>
-              <w:t>2:20–2:30</w:t>
+              <w:t>2:50–3:00</w:t>
             </w:r>
           </w:p>
         </w:tc>
@@ -1389,7 +1514,7 @@
           </w:tcPr>
           <w:p>
             <w:r>
-              <w:t>2:30–3:30</w:t>
+              <w:t>3:00–4:00</w:t>
             </w:r>
           </w:p>
         </w:tc>
@@ -1409,7 +1534,7 @@
           </w:tcPr>
           <w:p>
             <w:r>
-              <w:t>Activity 5 — Transform Excel Data into a Native PowerPoint Story</w:t>
+              <w:t>Activity 5 — Use AI Analysis to Build a Native PowerPoint Data Story</w:t>
             </w:r>
           </w:p>
         </w:tc>
@@ -1429,7 +1554,7 @@
           </w:tcPr>
           <w:p>
             <w:r>
-              <w:t>Slide 69</w:t>
+              <w:t>Slide 75</w:t>
             </w:r>
           </w:p>
         </w:tc>
@@ -1441,7 +1566,7 @@
           </w:tcPr>
           <w:p>
             <w:r>
-              <w:t>3:30–4:15</w:t>
+              <w:t>4:00–4:45</w:t>
             </w:r>
           </w:p>
         </w:tc>
@@ -1461,7 +1586,7 @@
           </w:tcPr>
           <w:p>
             <w:r>
-              <w:t>Activity 6 — Generate and Refine an AI-Assisted Infographic</w:t>
+              <w:t>Activity 6 — Compare Microsoft 365 Copilot and Gemini Notebook</w:t>
             </w:r>
           </w:p>
         </w:tc>
@@ -1481,7 +1606,7 @@
           </w:tcPr>
           <w:p>
             <w:r>
-              <w:t>Slide 77</w:t>
+              <w:t>Slide 83</w:t>
             </w:r>
           </w:p>
         </w:tc>
@@ -1494,7 +1619,7 @@
           </w:tcPr>
           <w:p>
             <w:r>
-              <w:t>4:15–4:25</w:t>
+              <w:t>4:45–4:55</w:t>
             </w:r>
           </w:p>
         </w:tc>
@@ -1551,7 +1676,7 @@
           </w:tcPr>
           <w:p>
             <w:r>
-              <w:t>4:25–4:55</w:t>
+              <w:t>4:55–5:25</w:t>
             </w:r>
           </w:p>
         </w:tc>
@@ -1595,7 +1720,7 @@
           </w:tcPr>
           <w:p>
             <w:r>
-              <w:t>Slides 82–102</w:t>
+              <w:t>Slides 88–108</w:t>
             </w:r>
           </w:p>
         </w:tc>
@@ -1608,7 +1733,7 @@
           </w:tcPr>
           <w:p>
             <w:r>
-              <w:t>4:55–5:00</w:t>
+              <w:t>5:25–5:30</w:t>
             </w:r>
           </w:p>
         </w:tc>
@@ -1630,7 +1755,7 @@
           </w:tcPr>
           <w:p>
             <w:r>
-              <w:t>Course wrap-up, TRAQOM and assessment readiness</w:t>
+              <w:t>Course wrap-up, TRAQOM, digital attendance and assessment readiness</w:t>
             </w:r>
           </w:p>
         </w:tc>
@@ -1652,7 +1777,7 @@
           </w:tcPr>
           <w:p>
             <w:r>
-              <w:t>Slide 113</w:t>
+              <w:t>Slides 120–122</w:t>
             </w:r>
           </w:p>
         </w:tc>
@@ -1665,7 +1790,7 @@
           </w:tcPr>
           <w:p>
             <w:r>
-              <w:t>5:00–5:30</w:t>
+              <w:t>5:30–6:00</w:t>
             </w:r>
           </w:p>
         </w:tc>
@@ -1722,7 +1847,7 @@
           </w:tcPr>
           <w:p>
             <w:r>
-              <w:t>5:30–6:00</w:t>
+              <w:t>6:00–6:30</w:t>
             </w:r>
           </w:p>
         </w:tc>
@@ -1766,7 +1891,7 @@
           </w:tcPr>
           <w:p>
             <w:r>
-              <w:t>Slide 113</w:t>
+              <w:t>Slide 120</w:t>
             </w:r>
           </w:p>
         </w:tc>
@@ -1794,7 +1919,7 @@
         <w:pStyle w:val="Heading2"/>
       </w:pPr>
       <w:r>
-        <w:t>LU1 — Introduction to Infographics · Slide 16</w:t>
+        <w:t>LU1 — Introduction to Infographics · Slide 17</w:t>
       </w:r>
     </w:p>
     <w:p>
@@ -1823,7 +1948,7 @@
         <w:pStyle w:val="ListBullet"/>
       </w:pPr>
       <w:r>
-        <w:t>Planning moves from objective and audience to content curation, metric selection, structure and a low-fidelity wireframe.</w:t>
+        <w:t>An AI-first workflow gathers approved sources, cleans and analyses data, extracts candidate insights, then routes verified evidence into visual generation.</w:t>
       </w:r>
     </w:p>
     <w:p>
@@ -1839,17 +1964,17 @@
         <w:pStyle w:val="Heading3"/>
       </w:pPr>
       <w:r>
-        <w:t>Activity 1 — Decode a Customer Survey Infographic · Slide 28</w:t>
+        <w:t>Activity 1 — Use AI to Clean Data and Extract Insights · Slide 31</w:t>
       </w:r>
     </w:p>
     <w:p>
       <w:r>
-        <w:t>Objective: extract defensible insights from a statistical infographic and connect them to a business action.</w:t>
+        <w:t>Objective: use AI to organise and clean approved mock sources, then verify and convert candidate patterns into defensible business insights.</w:t>
       </w:r>
     </w:p>
     <w:p>
       <w:r>
-        <w:t>Method: Case study / guided workshop · Duration: 35 minutes · Output: An annotated insight slide plus a one-sentence recommendation.</w:t>
+        <w:t>Method: Case study / guided workshop · Duration: 35 minutes · Output: A cleaned analysis workbook, AI prompt/source log, annotated insight slide and one-sentence recommendation.</w:t>
       </w:r>
     </w:p>
     <w:p>
@@ -1862,17 +1987,17 @@
         <w:pStyle w:val="Heading3"/>
       </w:pPr>
       <w:r>
-        <w:t>Activity 2 — Plan the Infographic Brief and Wireframe · Slide 36</w:t>
+        <w:t>Activity 2 — Prompt an Evidence-Led Infographic Brief · Slide 39</w:t>
       </w:r>
     </w:p>
     <w:p>
       <w:r>
-        <w:t>Objective: select an infographic type and build a low-fidelity wireframe from an audience question and curated evidence.</w:t>
+        <w:t>Objective: turn verified insights into a structured AI brief and prompt that controls audience, message, evidence, form and output.</w:t>
       </w:r>
     </w:p>
     <w:p>
       <w:r>
-        <w:t>Method: Case study / guided workshop · Duration: 35 minutes · Output: A portrait infographic brief and low-fidelity PowerPoint wireframe.</w:t>
+        <w:t>Method: Case study / guided workshop · Duration: 35 minutes · Output: A structured prompt brief, two AI wireframe directions and one approved PowerPoint wireframe.</w:t>
       </w:r>
     </w:p>
     <w:p>
@@ -1885,7 +2010,7 @@
         <w:pStyle w:val="Heading2"/>
       </w:pPr>
       <w:r>
-        <w:t>LU2 — Create Infographics in PowerPoint · Slide 41</w:t>
+        <w:t>LU2 — Create Infographics in PowerPoint · Slide 44</w:t>
       </w:r>
     </w:p>
     <w:p>
@@ -1906,7 +2031,7 @@
         <w:pStyle w:val="ListBullet"/>
       </w:pPr>
       <w:r>
-        <w:t>PowerPoint supports editable shapes, icons, SmartArt, stock images, text, native charts and Excel-linked data.</w:t>
+        <w:t>PowerPoint is the editable refinement layer for AI-generated structure, imagery, text, shapes, SmartArt, native charts and Excel-linked data.</w:t>
       </w:r>
     </w:p>
     <w:p>
@@ -1914,7 +2039,7 @@
         <w:pStyle w:val="ListBullet"/>
       </w:pPr>
       <w:r>
-        <w:t>Microsoft's infographic maker adds portrait templates and collaboration; Copilot can suggest structure, layouts and AI images.</w:t>
+        <w:t>Microsoft 365 Copilot can generate an infographic from a prompt or file; Gemini Notebook can turn selected sources into an infographic or slide deck for PowerPoint refinement.</w:t>
       </w:r>
     </w:p>
     <w:p>
@@ -1930,7 +2055,7 @@
         <w:pStyle w:val="Heading3"/>
       </w:pPr>
       <w:r>
-        <w:t>Activity 3 — Build from Microsoft Infographic Maker · Slide 53</w:t>
+        <w:t>Activity 3 — Build from Microsoft Infographic Maker · Slide 59</w:t>
       </w:r>
     </w:p>
     <w:p>
@@ -1953,17 +2078,17 @@
         <w:pStyle w:val="Heading3"/>
       </w:pPr>
       <w:r>
-        <w:t>Activity 4 — Create a Shape, Icon and SmartArt System · Slide 61</w:t>
+        <w:t>Activity 4 — Generate Visual Assets and Refine Them in PowerPoint · Slide 67</w:t>
       </w:r>
     </w:p>
     <w:p>
       <w:r>
-        <w:t>Objective: build an editable process infographic using alignment, consistent shapes, icons, type and SmartArt.</w:t>
+        <w:t>Objective: use text-to-image prompting to generate a consistent asset set, then combine it with editable PowerPoint labels, shapes, connectors and SmartArt.</w:t>
       </w:r>
     </w:p>
     <w:p>
       <w:r>
-        <w:t>Method: Case study / guided workshop · Duration: 35 minutes · Output: A five-stage process infographic and reusable component library slide.</w:t>
+        <w:t>Method: Case study / guided workshop · Duration: 35 minutes · Output: A prompt log, consistent AI-generated asset set, editable five-stage infographic and reusable PowerPoint component slide.</w:t>
       </w:r>
     </w:p>
     <w:p>
@@ -1976,17 +2101,17 @@
         <w:pStyle w:val="Heading3"/>
       </w:pPr>
       <w:r>
-        <w:t>Activity 5 — Transform Excel Data into a Native PowerPoint Story · Slide 69</w:t>
+        <w:t>Activity 5 — Use AI Analysis to Build a Native PowerPoint Data Story · Slide 75</w:t>
       </w:r>
     </w:p>
     <w:p>
       <w:r>
-        <w:t>Objective: select metrics, create a native editable chart and annotate the decision insight with source context.</w:t>
+        <w:t>Objective: use AI to clean and analyse mock Excel data, verify calculations, then create a native editable chart and decision story in PowerPoint.</w:t>
       </w:r>
     </w:p>
     <w:p>
       <w:r>
-        <w:t>Method: Case study / guided workshop · Duration: 45 minutes · Output: A native editable PowerPoint chart plus an annotated decision slide.</w:t>
+        <w:t>Method: Case study / guided workshop · Duration: 45 minutes · Output: An AI analysis log, verified formula workbook, native editable PowerPoint chart and annotated decision slide.</w:t>
       </w:r>
     </w:p>
     <w:p>
@@ -1999,17 +2124,17 @@
         <w:pStyle w:val="Heading3"/>
       </w:pPr>
       <w:r>
-        <w:t>Activity 6 — Generate and Refine an AI-Assisted Infographic · Slide 77</w:t>
+        <w:t>Activity 6 — Compare Microsoft 365 Copilot and Gemini Notebook · Slide 83</w:t>
       </w:r>
     </w:p>
     <w:p>
       <w:r>
-        <w:t>Objective: use Copilot or AI Designer to generate options and apply a human review gate before release.</w:t>
+        <w:t>Objective: generate the same source-grounded infographic brief in Microsoft 365 Copilot and Gemini Notebook, bring the Gemini Notebook deck into PowerPoint through PPTX download or a documented PDF rebuild route, and compare both routes before refinement.</w:t>
       </w:r>
     </w:p>
     <w:p>
       <w:r>
-        <w:t>Method: Case study / guided workshop · Duration: 45 minutes · Output: Two AI layout options, one reviewed final infographic and a prompt/source log.</w:t>
+        <w:t>Method: Case study / guided workshop · Duration: 45 minutes · Output: A Microsoft output, Gemini Notebook infographic and downloaded PPTX or PDF, comparison scorecard, reviewed final PowerPoint and prompt/source log.</w:t>
       </w:r>
     </w:p>
     <w:p>
@@ -2022,7 +2147,7 @@
         <w:pStyle w:val="Heading2"/>
       </w:pPr>
       <w:r>
-        <w:t>LU3 — Review Infographics · Slide 82</w:t>
+        <w:t>LU3 — Review Infographics · Slide 88</w:t>
       </w:r>
     </w:p>
     <w:p>
@@ -2067,7 +2192,7 @@
         <w:pStyle w:val="Heading3"/>
       </w:pPr>
       <w:r>
-        <w:t>Activity 7 — Peer Coaching and Story Review · Slide 93</w:t>
+        <w:t>Activity 7 — Peer Coaching and Story Review · Slide 99</w:t>
       </w:r>
     </w:p>
     <w:p>
@@ -2090,7 +2215,7 @@
         <w:pStyle w:val="Heading3"/>
       </w:pPr>
       <w:r>
-        <w:t>Activity 8 — Budget and Effectiveness Decision · Slide 102</w:t>
+        <w:t>Activity 8 — Budget and Effectiveness Decision · Slide 108</w:t>
       </w:r>
     </w:p>
     <w:p>
@@ -2129,7 +2254,7 @@
         <w:pStyle w:val="ListBullet"/>
       </w:pPr>
       <w:r>
-        <w:t>Confirm every Activity-01 to Activity-08 folder contains instructions, checklist, CSV, XLSX and PPTX assets.</w:t>
+        <w:t>Confirm every Activity-01 to Activity-08 folder contains instructions, checklist, PROMPTS.md, CSV, XLSX and PPTX assets.</w:t>
       </w:r>
     </w:p>
     <w:p>
@@ -2137,7 +2262,7 @@
         <w:pStyle w:val="ListBullet"/>
       </w:pPr>
       <w:r>
-        <w:t>Verify workbook formulas and native chart behaviour before class; retain the synthetic-data source note.</w:t>
+        <w:t>Verify workbook formulas, AI Prompt Lab sheets, Gemini Notebook comparison scorecard and native chart behaviour; retain all synthetic-data source notes.</w:t>
       </w:r>
     </w:p>
     <w:p>
@@ -2145,7 +2270,15 @@
         <w:pStyle w:val="ListBullet"/>
       </w:pPr>
       <w:r>
-        <w:t>Confirm which Microsoft infographic-maker and Copilot features are available for the approved learner accounts; provide the supplied editable fallback.</w:t>
+        <w:t>Confirm which Microsoft 365 Copilot and Gemini Notebook features are available for approved learner accounts; provide the supplied editable and offline source-pack fallbacks.</w:t>
+      </w:r>
+    </w:p>
+    <w:p>
+      <w:pPr>
+        <w:pStyle w:val="ListBullet"/>
+      </w:pPr>
+      <w:r>
+        <w:t>Inspect Activity 04 generated assets and provenance manifest; remind learners that generated imagery is supporting material, never measured evidence.</w:t>
       </w:r>
     </w:p>
     <w:p>

--- a/courseware/LP-Infographics and Data Visualization with PowerPoint.docx
+++ b/courseware/LP-Infographics and Data Visualization with PowerPoint.docx
@@ -179,7 +179,7 @@
           <w:color w:val="1F6FEB"/>
           <w:sz w:val="24"/>
         </w:rPr>
-        <w:t>Version 5.0</w:t>
+        <w:t>Version 5.1</w:t>
       </w:r>
     </w:p>
     <w:p>
@@ -457,6 +457,64 @@
           </w:p>
         </w:tc>
       </w:tr>
+      <w:tr>
+        <w:tc>
+          <w:tcPr>
+            <w:tcW w:type="dxa" w:w="2160"/>
+          </w:tcPr>
+          <w:p>
+            <w:r/>
+            <w:r>
+              <w:rPr>
+                <w:sz w:val="19"/>
+              </w:rPr>
+              <w:t>5.1</w:t>
+            </w:r>
+          </w:p>
+        </w:tc>
+        <w:tc>
+          <w:tcPr>
+            <w:tcW w:type="dxa" w:w="2160"/>
+          </w:tcPr>
+          <w:p>
+            <w:r/>
+            <w:r>
+              <w:rPr>
+                <w:sz w:val="19"/>
+              </w:rPr>
+              <w:t>16 August 2026</w:t>
+            </w:r>
+          </w:p>
+        </w:tc>
+        <w:tc>
+          <w:tcPr>
+            <w:tcW w:type="dxa" w:w="2160"/>
+          </w:tcPr>
+          <w:p>
+            <w:r/>
+            <w:r>
+              <w:rPr>
+                <w:sz w:val="19"/>
+              </w:rPr>
+              <w:t>Removed the obsolete learner portal slide at client direction and regenerated all dependent slide mappings, courseware files and publication metadata.</w:t>
+            </w:r>
+          </w:p>
+        </w:tc>
+        <w:tc>
+          <w:tcPr>
+            <w:tcW w:type="dxa" w:w="2160"/>
+          </w:tcPr>
+          <w:p>
+            <w:r/>
+            <w:r>
+              <w:rPr>
+                <w:sz w:val="19"/>
+              </w:rPr>
+              <w:t>Tertiary Infotech Academy Pte Ltd</w:t>
+            </w:r>
+          </w:p>
+        </w:tc>
+      </w:tr>
     </w:tbl>
     <w:p>
       <w:r>
@@ -549,7 +607,7 @@
         </w:rPr>
         <w:t>Daily Schedule</w:t>
         <w:tab/>
-        <w:t>4</w:t>
+        <w:t>5</w:t>
       </w:r>
     </w:p>
     <w:p>
@@ -586,7 +644,7 @@
           <w:color w:val="333333"/>
           <w:sz w:val="21"/>
         </w:rPr>
-        <w:t>LU1 — Introduction to Infographics · Slide 17</w:t>
+        <w:t>LU1 — Introduction to Infographics · Slide 16</w:t>
         <w:tab/>
         <w:t>6</w:t>
       </w:r>
@@ -606,7 +664,7 @@
           <w:color w:val="333333"/>
           <w:sz w:val="21"/>
         </w:rPr>
-        <w:t>LU2 — Create Infographics in PowerPoint · Slide 44</w:t>
+        <w:t>LU2 — Create Infographics in PowerPoint · Slide 43</w:t>
         <w:tab/>
         <w:t>7</w:t>
       </w:r>
@@ -626,7 +684,7 @@
           <w:color w:val="333333"/>
           <w:sz w:val="21"/>
         </w:rPr>
-        <w:t>LU3 — Review Infographics · Slide 88</w:t>
+        <w:t>LU3 — Review Infographics · Slide 87</w:t>
         <w:tab/>
         <w:t>8</w:t>
       </w:r>
@@ -647,7 +705,7 @@
         </w:rPr>
         <w:t>Resources and Trainer Preparation</w:t>
         <w:tab/>
-        <w:t>9</w:t>
+        <w:t>10</w:t>
       </w:r>
     </w:p>
     <w:p>
@@ -963,6 +1021,11 @@
       </w:r>
     </w:p>
     <w:p>
+      <w:r>
+        <w:br w:type="page"/>
+      </w:r>
+    </w:p>
+    <w:p>
       <w:pPr>
         <w:pStyle w:val="Heading1"/>
       </w:pPr>
@@ -985,6 +1048,10 @@
         <w:gridCol w:w="1728"/>
       </w:tblGrid>
       <w:tr>
+        <w:trPr>
+          <w:tblHeader w:val="true"/>
+          <w:cantSplit/>
+        </w:trPr>
         <w:tc>
           <w:tcPr>
             <w:tcW w:type="dxa" w:w="1728"/>
@@ -1062,6 +1129,9 @@
         </w:tc>
       </w:tr>
       <w:tr>
+        <w:trPr>
+          <w:cantSplit/>
+        </w:trPr>
         <w:tc>
           <w:tcPr>
             <w:tcW w:type="dxa" w:w="1728"/>
@@ -1119,6 +1189,9 @@
         </w:tc>
       </w:tr>
       <w:tr>
+        <w:trPr>
+          <w:cantSplit/>
+        </w:trPr>
         <w:tc>
           <w:tcPr>
             <w:tcW w:type="dxa" w:w="1728"/>
@@ -1170,12 +1243,15 @@
           </w:tcPr>
           <w:p>
             <w:r>
-              <w:t>Slides 17–31</w:t>
+              <w:t>Slides 16–30</w:t>
             </w:r>
           </w:p>
         </w:tc>
       </w:tr>
       <w:tr>
+        <w:trPr>
+          <w:cantSplit/>
+        </w:trPr>
         <w:tc>
           <w:tcPr>
             <w:tcW w:type="dxa" w:w="1728"/>
@@ -1233,6 +1309,9 @@
         </w:tc>
       </w:tr>
       <w:tr>
+        <w:trPr>
+          <w:cantSplit/>
+        </w:trPr>
         <w:tc>
           <w:tcPr>
             <w:tcW w:type="dxa" w:w="1728"/>
@@ -1279,12 +1358,15 @@
           </w:tcPr>
           <w:p>
             <w:r>
-              <w:t>Slide 39</w:t>
+              <w:t>Slide 38</w:t>
             </w:r>
           </w:p>
         </w:tc>
       </w:tr>
       <w:tr>
+        <w:trPr>
+          <w:cantSplit/>
+        </w:trPr>
         <w:tc>
           <w:tcPr>
             <w:tcW w:type="dxa" w:w="1728"/>
@@ -1336,12 +1418,15 @@
           </w:tcPr>
           <w:p>
             <w:r>
-              <w:t>Slides 44–59</w:t>
+              <w:t>Slides 43–58</w:t>
             </w:r>
           </w:p>
         </w:tc>
       </w:tr>
       <w:tr>
+        <w:trPr>
+          <w:cantSplit/>
+        </w:trPr>
         <w:tc>
           <w:tcPr>
             <w:tcW w:type="dxa" w:w="1728"/>
@@ -1399,6 +1484,9 @@
         </w:tc>
       </w:tr>
       <w:tr>
+        <w:trPr>
+          <w:cantSplit/>
+        </w:trPr>
         <w:tc>
           <w:tcPr>
             <w:tcW w:type="dxa" w:w="1728"/>
@@ -1445,12 +1533,15 @@
           </w:tcPr>
           <w:p>
             <w:r>
-              <w:t>Slides 59–67</w:t>
+              <w:t>Slides 58–66</w:t>
             </w:r>
           </w:p>
         </w:tc>
       </w:tr>
       <w:tr>
+        <w:trPr>
+          <w:cantSplit/>
+        </w:trPr>
         <w:tc>
           <w:tcPr>
             <w:tcW w:type="dxa" w:w="1728"/>
@@ -1508,6 +1599,9 @@
         </w:tc>
       </w:tr>
       <w:tr>
+        <w:trPr>
+          <w:cantSplit/>
+        </w:trPr>
         <w:tc>
           <w:tcPr>
             <w:tcW w:type="dxa" w:w="1728"/>
@@ -1554,12 +1648,15 @@
           </w:tcPr>
           <w:p>
             <w:r>
-              <w:t>Slide 75</w:t>
+              <w:t>Slide 74</w:t>
             </w:r>
           </w:p>
         </w:tc>
       </w:tr>
       <w:tr>
+        <w:trPr>
+          <w:cantSplit/>
+        </w:trPr>
         <w:tc>
           <w:tcPr>
             <w:tcW w:type="dxa" w:w="1728"/>
@@ -1606,12 +1703,15 @@
           </w:tcPr>
           <w:p>
             <w:r>
-              <w:t>Slide 83</w:t>
+              <w:t>Slide 82</w:t>
             </w:r>
           </w:p>
         </w:tc>
       </w:tr>
       <w:tr>
+        <w:trPr>
+          <w:cantSplit/>
+        </w:trPr>
         <w:tc>
           <w:tcPr>
             <w:tcW w:type="dxa" w:w="1728"/>
@@ -1669,6 +1769,9 @@
         </w:tc>
       </w:tr>
       <w:tr>
+        <w:trPr>
+          <w:cantSplit/>
+        </w:trPr>
         <w:tc>
           <w:tcPr>
             <w:tcW w:type="dxa" w:w="1728"/>
@@ -1720,12 +1823,15 @@
           </w:tcPr>
           <w:p>
             <w:r>
-              <w:t>Slides 88–108</w:t>
+              <w:t>Slides 87–107</w:t>
             </w:r>
           </w:p>
         </w:tc>
       </w:tr>
       <w:tr>
+        <w:trPr>
+          <w:cantSplit/>
+        </w:trPr>
         <w:tc>
           <w:tcPr>
             <w:tcW w:type="dxa" w:w="1728"/>
@@ -1777,12 +1883,15 @@
           </w:tcPr>
           <w:p>
             <w:r>
-              <w:t>Slides 120–122</w:t>
+              <w:t>Slides 119–121</w:t>
             </w:r>
           </w:p>
         </w:tc>
       </w:tr>
       <w:tr>
+        <w:trPr>
+          <w:cantSplit/>
+        </w:trPr>
         <w:tc>
           <w:tcPr>
             <w:tcW w:type="dxa" w:w="1728"/>
@@ -1840,6 +1949,9 @@
         </w:tc>
       </w:tr>
       <w:tr>
+        <w:trPr>
+          <w:cantSplit/>
+        </w:trPr>
         <w:tc>
           <w:tcPr>
             <w:tcW w:type="dxa" w:w="1728"/>
@@ -1891,7 +2003,7 @@
           </w:tcPr>
           <w:p>
             <w:r>
-              <w:t>Slide 120</w:t>
+              <w:t>Slide 119</w:t>
             </w:r>
           </w:p>
         </w:tc>
@@ -1919,7 +2031,7 @@
         <w:pStyle w:val="Heading2"/>
       </w:pPr>
       <w:r>
-        <w:t>LU1 — Introduction to Infographics · Slide 17</w:t>
+        <w:t>LU1 — Introduction to Infographics · Slide 16</w:t>
       </w:r>
     </w:p>
     <w:p>
@@ -1964,7 +2076,7 @@
         <w:pStyle w:val="Heading3"/>
       </w:pPr>
       <w:r>
-        <w:t>Activity 1 — Use AI to Clean Data and Extract Insights · Slide 31</w:t>
+        <w:t>Activity 1 — Use AI to Clean Data and Extract Insights · Slide 30</w:t>
       </w:r>
     </w:p>
     <w:p>
@@ -1987,7 +2099,7 @@
         <w:pStyle w:val="Heading3"/>
       </w:pPr>
       <w:r>
-        <w:t>Activity 2 — Prompt an Evidence-Led Infographic Brief · Slide 39</w:t>
+        <w:t>Activity 2 — Prompt an Evidence-Led Infographic Brief · Slide 38</w:t>
       </w:r>
     </w:p>
     <w:p>
@@ -2010,7 +2122,7 @@
         <w:pStyle w:val="Heading2"/>
       </w:pPr>
       <w:r>
-        <w:t>LU2 — Create Infographics in PowerPoint · Slide 44</w:t>
+        <w:t>LU2 — Create Infographics in PowerPoint · Slide 43</w:t>
       </w:r>
     </w:p>
     <w:p>
@@ -2055,7 +2167,7 @@
         <w:pStyle w:val="Heading3"/>
       </w:pPr>
       <w:r>
-        <w:t>Activity 3 — Build from Microsoft Infographic Maker · Slide 59</w:t>
+        <w:t>Activity 3 — Build from Microsoft Infographic Maker · Slide 58</w:t>
       </w:r>
     </w:p>
     <w:p>
@@ -2078,7 +2190,7 @@
         <w:pStyle w:val="Heading3"/>
       </w:pPr>
       <w:r>
-        <w:t>Activity 4 — Generate Visual Assets and Refine Them in PowerPoint · Slide 67</w:t>
+        <w:t>Activity 4 — Generate Visual Assets and Refine Them in PowerPoint · Slide 66</w:t>
       </w:r>
     </w:p>
     <w:p>
@@ -2101,7 +2213,7 @@
         <w:pStyle w:val="Heading3"/>
       </w:pPr>
       <w:r>
-        <w:t>Activity 5 — Use AI Analysis to Build a Native PowerPoint Data Story · Slide 75</w:t>
+        <w:t>Activity 5 — Use AI Analysis to Build a Native PowerPoint Data Story · Slide 74</w:t>
       </w:r>
     </w:p>
     <w:p>
@@ -2124,7 +2236,7 @@
         <w:pStyle w:val="Heading3"/>
       </w:pPr>
       <w:r>
-        <w:t>Activity 6 — Compare Microsoft 365 Copilot and Gemini Notebook · Slide 83</w:t>
+        <w:t>Activity 6 — Compare Microsoft 365 Copilot and Gemini Notebook · Slide 82</w:t>
       </w:r>
     </w:p>
     <w:p>
@@ -2147,7 +2259,7 @@
         <w:pStyle w:val="Heading2"/>
       </w:pPr>
       <w:r>
-        <w:t>LU3 — Review Infographics · Slide 88</w:t>
+        <w:t>LU3 — Review Infographics · Slide 87</w:t>
       </w:r>
     </w:p>
     <w:p>
@@ -2192,7 +2304,7 @@
         <w:pStyle w:val="Heading3"/>
       </w:pPr>
       <w:r>
-        <w:t>Activity 7 — Peer Coaching and Story Review · Slide 99</w:t>
+        <w:t>Activity 7 — Peer Coaching and Story Review · Slide 98</w:t>
       </w:r>
     </w:p>
     <w:p>
@@ -2215,7 +2327,7 @@
         <w:pStyle w:val="Heading3"/>
       </w:pPr>
       <w:r>
-        <w:t>Activity 8 — Budget and Effectiveness Decision · Slide 108</w:t>
+        <w:t>Activity 8 — Budget and Effectiveness Decision · Slide 107</w:t>
       </w:r>
     </w:p>
     <w:p>
@@ -2231,6 +2343,11 @@
     <w:p>
       <w:r>
         <w:t>Facilitation: teach the theory and visual examples first. Introduce the scenario from the deck; learners follow the detailed procedure in the Learner Guide and self-contained activity folder. Debrief against the acceptance check, not personal taste.</w:t>
+      </w:r>
+    </w:p>
+    <w:p>
+      <w:r>
+        <w:br w:type="page"/>
       </w:r>
     </w:p>
     <w:p>
